--- a/example_articles/states/Texas/5.states_Texas_Other_publisher.docx
+++ b/example_articles/states/Texas/5.states_Texas_Other_publisher.docx
@@ -29,17 +29,17 @@
     </w:p>
     <w:p>
       <w:r>
-        <w:t>Source File: Other publishers/Files (500) (28).DOCX</w:t>
+        <w:t>Source file: Other publishers/Files (500) (28).DOCX</w:t>
       </w:r>
     </w:p>
     <w:p>
       <w:r>
-        <w:t>Raw locations result: ['Texas']</w:t>
+        <w:t>Raw locations result, 'locations': ['Texas']</w:t>
       </w:r>
     </w:p>
     <w:p>
       <w:r>
-        <w:t>states_stand_flat (Standardized): Texas</w:t>
+        <w:t>Standardized locations result, 'states_stand_flat': Texas</w:t>
       </w:r>
     </w:p>
     <w:p>

--- a/example_articles/states/Texas/5.states_Texas_Other_publisher.docx
+++ b/example_articles/states/Texas/5.states_Texas_Other_publisher.docx
@@ -7,9 +7,7 @@
         <w:pStyle w:val="Heading1"/>
       </w:pPr>
       <w:r>
-        <w:t>'U' ready to add to students' burden;</w:t>
-        <w:br/>
-        <w:t xml:space="preserve"> Budgets to lean more on tuition</w:t>
+        <w:t>San Antonio mayor race has surprise leader</w:t>
       </w:r>
     </w:p>
     <w:p>
@@ -19,17 +17,17 @@
     </w:p>
     <w:p>
       <w:r>
-        <w:t>Date: 1991-12-11</w:t>
+        <w:t>Date: 1991-04-09</w:t>
       </w:r>
     </w:p>
     <w:p>
       <w:r>
-        <w:t>Section: News; Pg. 1B</w:t>
+        <w:t>Section: NEWS; Pg. 2A; Newsmakers</w:t>
       </w:r>
     </w:p>
     <w:p>
       <w:r>
-        <w:t>Source file: Other publishers/Files (500) (28).DOCX</w:t>
+        <w:t>Source file: Other publishers/Files (500) (18).DOCX</w:t>
       </w:r>
     </w:p>
     <w:p>
@@ -51,73 +49,27 @@
     </w:p>
     <w:p>
       <w:r>
-        <w:t>The University of Minnesota will cast the die this week on what will probably become a fact of life for its students: They'll shoulder an ever greater share of the cost of their education and the public will carry less.</w:t>
+        <w:t>A maverick city council member has surprised this city by emerging at the top in mayoral race polls.</w:t>
         <w:br/>
-        <w:t xml:space="preserve"> The way things look now, students in the '90s will be unable to count on the promise they enjoyed for most of the '80s, when the state said it would pay two-thirds of their education if they would pay one-third.</w:t>
+        <w:t>''We've surprised a lot of people,' says Maria Berriozabal, who says the city's convention and tourism bloom obscures a reality of low-paying jobs and working-class poverty in the USA's 10th-largest city.</w:t>
         <w:br/>
-        <w:t xml:space="preserve"> The student portion increased a couple of points this fall, according to a university estimate, and now stands at about 37 percent.  That number no doubt will get pushed up a point or two next year, according to a budget plan the Board of Regents will adopt Thursday.  And the years after that, with another big state budget deficit looming, may bring more of the same.</w:t>
+        <w:t>Berriozabal used TV ads to take the lead in polls and fund-raising, in her bid against four-term Mayor Lila Cockrell and nine others in the non-partisan race. Berriozabal would be the first Hispanic female mayor of a major U.S. city. Outside backing has come from luminaries such as New York Mayor David Dinkins.</w:t>
         <w:br/>
-        <w:t>The trend provides a human-level explanation of what government-level belt-tightening often means: Programs aren't stopped, they are merely charged to someone else.</w:t>
+        <w:t>The crowded field means no one is likely to get 50% of the vote May 4, making a May 25 runoff almost certain.</w:t>
         <w:br/>
-        <w:t xml:space="preserve"> The student portion jumped to 36 percent in the mid-'80s and then came back down. But state money to do that again is nowhere in sight.</w:t>
+        <w:t>Odds are it will pit either Berriozabal and Cockrell - who made history herself in 1975 as one of the first women to lead a major city - or one of those two against Councilman Nelson Wolff. A March poll by the San Antonio Light showed Berriozabal with 25.7%, Cockrell at 23.4% and Wolff at 19.4%. Margin of error: four percentage points.</w:t>
         <w:br/>
-        <w:t xml:space="preserve"> The percentages are not spelled out in the budget plan for the 1992-93 budget. But the general principles will call for another sizable tuition increase next year - probably 10 or 11 percent overall - and employee pay-and-benefit increases probably averaging 6 percent.  Pay was frozen this fall after the Legislature failed to grant money to cover inflation and appropriated less for the core budget for this year than last.</w:t>
+        <w:t>San Antonio hasn't had a hotly contested mayor's race since Cockrell retired in 1981 and Henry Cisneros took office. Cockrell came back in 1989 after Cisneros decided not to run again.</w:t>
         <w:br/>
-        <w:t xml:space="preserve"> Some programs will be curtailed through modest cuts in staff, but not enough to finance the pay increases.  Money has to come from somewhere to make up the difference. That somewhere is tuition.</w:t>
+        <w:t>Berriozabal, who turns 50 on Sunday, spent 20 years in secretarial jobs, earned a degree in political science, then ran San Antonio's U.S. Census office in 1980. On the council, she made improved housing and child care major aims and gained a reputation as a frequent minority of one.</w:t>
         <w:br/>
-        <w:t xml:space="preserve"> Most students next year will see tuition rise by 9 percent, according to the budget plan.  For freshmen and sophomores at the university, who now pay $ 2,475 in tuition for a three-quarter academic year, a 9 percent increase would mean $ 223 more per year.</w:t>
+        <w:t>''Nobody has ever rung my bell,'' she says. ''I'm very independent. I'm not afraid to say no even if I'm the only one saying no.''</w:t>
         <w:br/>
-        <w:t xml:space="preserve"> Beyond that, certain groups will be asked for even more because administrators are going where the money is.</w:t>
+        <w:t>Cockrell, 69, is a former Army officer and travel agency owner. A woman of vast energy, she tripped a week ago and broke her wrist - but went on to give a speech before having it treated.</w:t>
         <w:br/>
-        <w:t xml:space="preserve"> Graduate students in law, public affairs and business, who presumably will earn good money in the future, will be asked to advance more of their prospective earnings to the university.  And the university's Morris campus, offering a liberal arts education supposedly equal to the best private schools, will ask its undergraduates to pay more.</w:t>
+        <w:t>A member of the city's Anglo minority - 36% of the 936,000 population - she says ethnicity will be a factor but not the major factor in the election.</w:t>
         <w:br/>
-        <w:t xml:space="preserve"> In some graduate programs, another technique will be used: More students will be enrolled, meaning more tuition coming in, but the program will increase expenses by much less.</w:t>
-        <w:br/>
-        <w:t xml:space="preserve"> While the proposed tuition increases are significant, according to the administration, they are not out of line with universities across the nation.  Tuition at public institutions this fall reportedly rose by more than 14 percent.</w:t>
-        <w:br/>
-        <w:t xml:space="preserve"> University of Minnesota tuition now ranks fifth in the Big Ten, which is likely to hold for next year, the administration says.</w:t>
-        <w:br/>
-        <w:t xml:space="preserve"> "From all the things I've seen, it's probably true that higher education everywhere is taking a hit," said Jennifer Alstad, student body president at the university.  "But still I see students every day who are trying to figure every way to pay for their education or put off paying for it.</w:t>
-        <w:br/>
-        <w:t xml:space="preserve"> "The graduation rates have stayed at a dismal rate because students have to stay longer to pay for their education."</w:t>
-        <w:br/>
-        <w:t xml:space="preserve"> As tuition is going up, the university's faculty and programs are being trimmed.</w:t>
-        <w:br/>
-        <w:t xml:space="preserve"> The humanities and linguistics departments will be disbanded.  The extension service will lose about 30 county agents out of 260.  The Institute of Technology will lose 15 to 20 professors, even though its enrollment is stable.  Several hundred support staff positions will be gone.</w:t>
-        <w:br/>
-        <w:t xml:space="preserve"> Overall, about 100 academic positions will be cut - nearly 2 percent of the faculty.  But that probably won't mean larger classes and less access to professors.  That's because total enrollment is dropping - more than 4 percent this year and probably 2 or 3 percent more next year.</w:t>
-        <w:br/>
-        <w:t xml:space="preserve"> The drop is by design - according to an agreement with the Legislature in 1987: to improve quality by maintaining appropriations while enrollment declines.</w:t>
-        <w:br/>
-        <w:t xml:space="preserve"> And it has been working.  Class sizes are smaller, and appropriations per student are up, contrary to what's happening at the state universities and community colleges.</w:t>
-        <w:br/>
-        <w:t xml:space="preserve"> Cuts will amount to about $ 26 million, and tuition and fee increases will generate about $ 21 million - all in budgets that otherwise would total about $ 450 million.</w:t>
-        <w:br/>
-        <w:t xml:space="preserve"> University administrators lament the cuts but are trying to reassure everyone that the adjustments won't derail long-range objectives.</w:t>
-        <w:br/>
-        <w:t xml:space="preserve"> Academic Vice President Ettore Infante said the cutbacks won't cause a great deal of damage. "But if we take another hit after this, it's really going to be harmful," he said.</w:t>
-        <w:br/>
-        <w:t xml:space="preserve"> The university's five-year Restructuring and Reallocation plan, to trim $ 58 million from some programs and shift it to others, is going ahead, he said.  That plan, started a year ago, is separate from this week's cut.</w:t>
-        <w:br/>
-        <w:t xml:space="preserve"> The budget plan is an unusual exercise - coming months before the budget is officially put together - and the timing could help at the Legislature.</w:t>
-        <w:br/>
-        <w:t xml:space="preserve"> By making tentative decisions now, university officials are letting legislators know what will happen and are allowing time for money to be restored.</w:t>
-        <w:br/>
-        <w:t xml:space="preserve"> It doesn't appear that university officials have organized a lobbying effort, but they can count on some help from aggrieved parties, particularly students who typically swoop down on legislators over any tuition increase.</w:t>
-        <w:br/>
-        <w:t xml:space="preserve"> Officially, the university wants money restored that the Legislature cut from the core budget - about $ 27 million.</w:t>
-        <w:br/>
-        <w:t xml:space="preserve"> But no one seems very confident that that will happen now that a new state forecast predicts a $ 291 million shortage in the current biennial budget.</w:t>
-        <w:br/>
-        <w:t xml:space="preserve"> What university officials are really trying to get back is $ 23 million in earmarked money that Gov. Arne Carlson vetoed.</w:t>
-        <w:br/>
-        <w:t xml:space="preserve"> And while that money isn't counted in this week's decisions, those decisions may well help soften up legislators for an override of the veto.</w:t>
-        <w:br/>
-        <w:t xml:space="preserve"> At the very least, this week's action will bolster the university's defenses against further cuts when the governor and Legislature look around for loose change to plug the $ 291 million hole.</w:t>
-        <w:br/>
-        <w:t xml:space="preserve"> But the budget plan is not timed for legislative strategy, Infante said.  Administrators had hoped to have the decisions made before this so that the process of cutting positions and programs can move ahead over the next several months.</w:t>
-        <w:br/>
-        <w:t xml:space="preserve"> "It takes time to shrink," he explained.</w:t>
+        <w:t>''There is no question as to the demographic trends. Does that mean the only acceptable candidate will be an Hispanic? The person who is elected has to … relate well to all of the major ethnic or cultural groups.''</w:t>
         <w:br/>
         <w:br/>
         <w:t>Graphic</w:t>
@@ -125,7 +77,11 @@
         <w:br/>
         <w:t xml:space="preserve"> </w:t>
         <w:br/>
-        <w:t>Chart</w:t>
+        <w:t>PHOTOS; b/w, Rick McFarland, AP</w:t>
+        <w:br/>
+        <w:t xml:space="preserve"> </w:t>
+        <w:br/>
+        <w:t>CUTLINE: BERRIOZABAL CUTLINE: COCKRELL</w:t>
       </w:r>
     </w:p>
     <w:sectPr>

--- a/example_articles/states/Texas/5.states_Texas_Other_publisher.docx
+++ b/example_articles/states/Texas/5.states_Texas_Other_publisher.docx
@@ -7,7 +7,7 @@
         <w:pStyle w:val="Heading1"/>
       </w:pPr>
       <w:r>
-        <w:t>San Antonio mayor race has surprise leader</w:t>
+        <w:t>Is rising Texas mayor ready for his close-up?</w:t>
       </w:r>
     </w:p>
     <w:p>
@@ -17,17 +17,17 @@
     </w:p>
     <w:p>
       <w:r>
-        <w:t>Date: 1991-04-09</w:t>
+        <w:t>Date: 2014-05-19</w:t>
       </w:r>
     </w:p>
     <w:p>
       <w:r>
-        <w:t>Section: NEWS; Pg. 2A; Newsmakers</w:t>
+        <w:t>Section: NEWS_; Pg. 9</w:t>
       </w:r>
     </w:p>
     <w:p>
       <w:r>
-        <w:t>Source file: Other publishers/Files (500) (18).DOCX</w:t>
+        <w:t>Source file: Other publishers/Files (500) (13).DOCX</w:t>
       </w:r>
     </w:p>
     <w:p>
@@ -49,27 +49,43 @@
     </w:p>
     <w:p>
       <w:r>
-        <w:t>A maverick city council member has surprised this city by emerging at the top in mayoral race polls.</w:t>
+        <w:t>FORT WORTH, Texas — President Barack Obama's expected nomination of San Antonio Mayor Julian Castro as secretary of Housing and Urban Development could test the 39-year-old's ability to navigate Washington ahead of 2016 elections, Texas Democrats say.</w:t>
         <w:br/>
-        <w:t>''We've surprised a lot of people,' says Maria Berriozabal, who says the city's convention and tourism bloom obscures a reality of low-paying jobs and working-class poverty in the USA's 10th-largest city.</w:t>
+        <w:t>Since giving the 2012 keynote address at the Democratic National Convention, Castro's star has been on the rise, with his name often included among possible vice presidential contenders.</w:t>
         <w:br/>
-        <w:t>Berriozabal used TV ads to take the lead in polls and fund-raising, in her bid against four-term Mayor Lila Cockrell and nine others in the non-partisan race. Berriozabal would be the first Hispanic female mayor of a major U.S. city. Outside backing has come from luminaries such as New York Mayor David Dinkins.</w:t>
+        <w:t>"This is an important step for Julian," Henry Cisneros, a HUD secretary under President Bill Clinton and a former mayor of San Antonio, told The Associated Press. "If indeed he has the capability to be what we all think he can be," Cisneros said, he can prove it by performing well at the helm of the federal housing agency.</w:t>
         <w:br/>
-        <w:t>The crowded field means no one is likely to get 50% of the vote May 4, making a May 25 runoff almost certain.</w:t>
+        <w:t>Job performance aside, Castro's background could be his main selling point.</w:t>
         <w:br/>
-        <w:t>Odds are it will pit either Berriozabal and Cockrell - who made history herself in 1975 as one of the first women to lead a major city - or one of those two against Councilman Nelson Wolff. A March poll by the San Antonio Light showed Berriozabal with 25.7%, Cockrell at 23.4% and Wolff at 19.4%. Margin of error: four percentage points.</w:t>
+        <w:t>He and his twin brother, U.S. Rep. Joaquin Castro, D-Texas, grew up on the West Side of San Antonio in a working-class Mexican-American neighborhood. They were raised by their single mother, a prominent Latino rights activist in the 1960s and 1970s, and their grandmother, who crossed the border from Mexico as a child.</w:t>
         <w:br/>
-        <w:t>San Antonio hasn't had a hotly contested mayor's race since Cockrell retired in 1981 and Henry Cisneros took office. Cockrell came back in 1989 after Cisneros decided not to run again.</w:t>
+        <w:t>If Julian Castro is nominated to preside over HUD and confirmed by the Senate, he would become one of the highest-ranking Hispanic officials in the Obama administration.</w:t>
         <w:br/>
-        <w:t>Berriozabal, who turns 50 on Sunday, spent 20 years in secretarial jobs, earned a degree in political science, then ran San Antonio's U.S. Census office in 1980. On the council, she made improved housing and child care major aims and gained a reputation as a frequent minority of one.</w:t>
+        <w:t>"That says a lot. He carries with him the hopes and dreams and prayers of the entire Latino population," said U.S. Rep. Pete Gallego, D-Texas.</w:t>
         <w:br/>
-        <w:t>''Nobody has ever rung my bell,'' she says. ''I'm very independent. I'm not afraid to say no even if I'm the only one saying no.''</w:t>
+        <w:t>Gallego also thinks a Castro nomination would galvanize a grass-roots effort in Texas to turn the historically Republican-dominated state into a place where Democrats can compete.</w:t>
         <w:br/>
-        <w:t>Cockrell, 69, is a former Army officer and travel agency owner. A woman of vast energy, she tripped a week ago and broke her wrist - but went on to give a speech before having it treated.</w:t>
+        <w:t>While neither Castro brother speaks Spanish fluently, both became well-versed in politics at an early age when their mother, Rosie, took them to political rallies and meetings.</w:t>
         <w:br/>
-        <w:t>A member of the city's Anglo minority - 36% of the 936,000 population - she says ethnicity will be a factor but not the major factor in the election.</w:t>
+        <w:t>"She literally taught them in her lap," said Cisneros, who has known Rosie Castro since meeting her in kindergarten.</w:t>
         <w:br/>
-        <w:t>''There is no question as to the demographic trends. Does that mean the only acceptable candidate will be an Hispanic? The person who is elected has to … relate well to all of the major ethnic or cultural groups.''</w:t>
+        <w:t>With the housing market's lackluster recovery, if Julian Castro is named housing secretary, it will matter where he came from, Cisneros says.</w:t>
+        <w:br/>
+        <w:t>"This is a poor city, so it means a lot that a person who's going to be in public service is living the reality. He has never strayed far from his roots," Cisneros said.</w:t>
+        <w:br/>
+        <w:t>Castro earned an undergraduate degree at Stanford University and a law degree at Harvard before returning to San Antonio to become, at age 26, the city's youngest councilman.</w:t>
+        <w:br/>
+        <w:t>As mayor, Castro spearheaded a voter-approved preschool program; set up a walk-in center for high school students seeking guidance on college; and initiated revitalization of some of San Antonio's most downtrodden neighborhoods.</w:t>
+        <w:br/>
+        <w:t>Castro also worked on San Antonio's "Promise Zone" program. That federal government initiative aims to revitalize high-poverty communities by increasing economic activity, improving educational opportunities and leveraging private capital.</w:t>
+        <w:br/>
+        <w:t>HUD plays a key role in the "Promise Zone" initiative and San Antonio was among the first cities that received a grant for the program from the administration.</w:t>
+        <w:br/>
+        <w:t>Newt Gingrich, a former congressman from Georgia, said Sunday on CNN's "State of the Union" Sunday morning that Castro would be "a good political pick for the president, it is a smart pick." But Gingrich noted that it likely signals the conservative state won't be turning blue anytime soon.</w:t>
+        <w:br/>
+        <w:t>Obama's anticipated nomination of Castro as secretary of HUD also could be a symbolic passing of the baton.</w:t>
+        <w:br/>
+        <w:t>In many ways, the two men's stories mirror one another's: Both are minorities raised by single mothers, attended Harvard Law School and saw their political careers ascend rapidly after giving lauded keynote speeches at Democratic National Conventions.</w:t>
         <w:br/>
         <w:br/>
         <w:t>Graphic</w:t>
@@ -77,11 +93,7 @@
         <w:br/>
         <w:t xml:space="preserve"> </w:t>
         <w:br/>
-        <w:t>PHOTOS; b/w, Rick McFarland, AP</w:t>
-        <w:br/>
-        <w:t xml:space="preserve"> </w:t>
-        <w:br/>
-        <w:t>CUTLINE: BERRIOZABAL CUTLINE: COCKRELL</w:t>
+        <w:t>ASSOCIATED PRESS President Barack Obama's expected to nominate San Antonio, Texas, Mayor Julian Castro as secretary of Housing and Urban Development. ASSOCIATED PRESS President Barack Obama's expected to nominate San Antonio, Texas, Mayor Julian Castro as secretary of Housing and Urban Development.</w:t>
       </w:r>
     </w:p>
     <w:sectPr>
